--- a/data/revised_2026-10_full/outputs/v2/Maths/SS3.2_Rotation/Mathematics_Rotation_FinalExplanation.docx
+++ b/data/revised_2026-10_full/outputs/v2/Maths/SS3.2_Rotation/Mathematics_Rotation_FinalExplanation.docx
@@ -2934,7 +2934,7 @@
         </w:rPr>
         <w:t xml:space="preserve">© 2026 SeaVuria and ARES. This work is licensed under a </w:t>
       </w:r>
-      <w:hyperlink w:history="1" r:id="rIdsr1spevztz7ckqdg3tni2">
+      <w:hyperlink w:history="1" r:id="rIddhld_breeihcwda47am2c">
         <w:r>
           <w:rPr>
             <w:rFonts w:ascii="Arial" w:cs="Arial" w:eastAsia="Arial" w:hAnsi="Arial"/>
@@ -2954,7 +2954,7 @@
         </w:rPr>
         <w:t xml:space="preserve"> (</w:t>
       </w:r>
-      <w:hyperlink w:history="1" r:id="rIdd1-yhsti-jr1tflhsehsx">
+      <w:hyperlink w:history="1" r:id="rIdtwuyxl4jlz6ykxrpvewbx">
         <w:r>
           <w:rPr>
             <w:rFonts w:ascii="Arial" w:cs="Arial" w:eastAsia="Arial" w:hAnsi="Arial"/>
@@ -2974,7 +2974,7 @@
         </w:rPr>
         <w:t xml:space="preserve">). To view a copy of this license, visit </w:t>
       </w:r>
-      <w:hyperlink w:history="1" r:id="rIdem43rdjlf8y3ejjgnplkr">
+      <w:hyperlink w:history="1" r:id="rIdjmbvkyafxetcmmfgwrvu5">
         <w:r>
           <w:rPr>
             <w:rFonts w:ascii="Arial" w:cs="Arial" w:eastAsia="Arial" w:hAnsi="Arial"/>
